--- a/Documentation/reports/Rapport_Professionnel_DevoTeam_Dashboard.docx
+++ b/Documentation/reports/Rapport_Professionnel_DevoTeam_Dashboard.docx
@@ -446,6 +446,14 @@
     </w:p>
     <w:p>
       <w:pPr>
+        <w:pStyle w:val="ListBullet"/>
+      </w:pPr>
+      <w:r>
+        <w:t>L'historique de conversation reste disponible après un rechargement de page — une analyse en cours n'est plus perdue par un rafraîchissement accidentel.</w:t>
+      </w:r>
+    </w:p>
+    <w:p>
+      <w:pPr>
         <w:keepNext/>
         <w:spacing w:before="280" w:after="120"/>
       </w:pPr>
@@ -557,7 +565,7 @@
         <w:pStyle w:val="ListBullet"/>
       </w:pPr>
       <w:r>
-        <w:t>Exclusion automatique des opportunités déjà closes (gagnées, perdues, signées, infructueuses…) pour ne pas polluer l'alerte.</w:t>
+        <w:t>Exclusion automatique des opportunités déjà closes (gagnées, perdues, signées, infructueuses…) pour ne pas polluer l'alerte — la même règle s'applique désormais à la question « opportunités urgentes » posée directement dans le chat, pour une définition cohérente sur tous les canaux.</w:t>
       </w:r>
     </w:p>
     <w:p>
@@ -596,6 +604,14 @@
       </w:pPr>
       <w:r>
         <w:t>Micro-interactions et animations (fond animé, transitions, mise en avant des nouveaux résultats).</w:t>
+      </w:r>
+    </w:p>
+    <w:p>
+      <w:pPr>
+        <w:pStyle w:val="ListBullet"/>
+      </w:pPr>
+      <w:r>
+        <w:t>Mode sombre entièrement lisible : deux défauts de contraste corrigés (en-tête et texte d'alerte) sans rien changer au mode clair déjà validé.</w:t>
       </w:r>
     </w:p>
     <w:p>
@@ -1294,7 +1310,7 @@
               <w:rPr>
                 <w:sz w:val="19"/>
               </w:rPr>
-              <w:t>pytest (91 tests)</w:t>
+              <w:t>pytest (100 tests)</w:t>
             </w:r>
           </w:p>
         </w:tc>
@@ -1371,7 +1387,7 @@
         <w:pStyle w:val="ListBullet"/>
       </w:pPr>
       <w:r>
-        <w:t>91 tests automatisés couvrent la compréhension du langage, la couche SQL, la génération des graphiques et le système d'alerte.</w:t>
+        <w:t>100 tests automatisés couvrent la compréhension du langage, la couche SQL, la génération des graphiques et le système d'alerte.</w:t>
       </w:r>
     </w:p>
     <w:p>
@@ -1483,7 +1499,7 @@
           <w:b w:val="0"/>
           <w:i w:val="0"/>
         </w:rPr>
-        <w:t>L'application est complète et fonctionnelle de bout en bout, en hébergement local. Quatorze phases de développement ont été livrées, de la mise en place du backend jusqu'aux nouveaux types de graphiques les plus récents.</w:t>
+        <w:t>L'application est complète et fonctionnelle de bout en bout, en hébergement local. Quinze phases de développement ont été livrées, de la mise en place du backend jusqu'aux dernières retouches de finition (mode sombre, historique persistant, rattrapage des alertes).</w:t>
       </w:r>
     </w:p>
     <w:p>
@@ -1513,14 +1529,6 @@
         <w:pStyle w:val="ListBullet"/>
       </w:pPr>
       <w:r>
-        <w:t>Historique de conversation persistant côté navigateur.</w:t>
-      </w:r>
-    </w:p>
-    <w:p>
-      <w:pPr>
-        <w:pStyle w:val="ListBullet"/>
-      </w:pPr>
-      <w:r>
         <w:t>Suivi analytique des sessions utilisateur.</w:t>
       </w:r>
     </w:p>
@@ -1530,14 +1538,6 @@
       </w:pPr>
       <w:r>
         <w:t>Barres empilées/groupées (2 dimensions croisées, ex: budget par pays décomposé par statut) — nécessite une évolution du schéma d'intention.</w:t>
-      </w:r>
-    </w:p>
-    <w:p>
-      <w:pPr>
-        <w:pStyle w:val="ListBullet"/>
-      </w:pPr>
-      <w:r>
-        <w:t>Rattrapage automatique du scheduler si une exécution planifiée est manquée (serveur arrêté au moment précis du job quotidien).</w:t>
       </w:r>
     </w:p>
     <w:p>

--- a/Documentation/reports/Rapport_Professionnel_DevoTeam_Dashboard.docx
+++ b/Documentation/reports/Rapport_Professionnel_DevoTeam_Dashboard.docx
@@ -587,7 +587,53 @@
           <w:color w:val="242422"/>
           <w:sz w:val="27"/>
         </w:rPr>
-        <w:t>4.4 Branding et expérience utilisateur</w:t>
+        <w:t>4.4 Synchronisation Google Sheets (nouvelle fonctionnalité)</w:t>
+      </w:r>
+    </w:p>
+    <w:p>
+      <w:pPr>
+        <w:pStyle w:val="ListBullet"/>
+      </w:pPr>
+      <w:r>
+        <w:t>Un Google Sheet sert de formulaire d'ajout et de modification d'opportunités — plus simple à éditer au quotidien qu'une base de données directement.</w:t>
+      </w:r>
+    </w:p>
+    <w:p>
+      <w:pPr>
+        <w:pStyle w:val="ListBullet"/>
+      </w:pPr>
+      <w:r>
+        <w:t>Synchronisation à sens unique (Sheet vers base) toutes les 15 minutes, au démarrage du serveur, et à la demande — la base reste la seule source lue par le chat, les graphiques et les alertes, jamais le Sheet directement.</w:t>
+      </w:r>
+    </w:p>
+    <w:p>
+      <w:pPr>
+        <w:pStyle w:val="ListBullet"/>
+      </w:pPr>
+      <w:r>
+        <w:t>Chaque ligne est validée indépendamment (dates, montants, statuts) ; une ligne invalide est journalisée et sautée, sans jamais bloquer l'import des autres.</w:t>
+      </w:r>
+    </w:p>
+    <w:p>
+      <w:pPr>
+        <w:pStyle w:val="ListBullet"/>
+      </w:pPr>
+      <w:r>
+        <w:t>Volontairement sans suppression automatique : retirer une ligne du Sheet ne supprime jamais l'opportunité correspondante en base — un choix de prudence assumé sur une tâche qui tourne sans surveillance humaine.</w:t>
+      </w:r>
+    </w:p>
+    <w:p>
+      <w:pPr>
+        <w:keepNext/>
+        <w:spacing w:before="280" w:after="120"/>
+      </w:pPr>
+      <w:r>
+        <w:rPr>
+          <w:b/>
+          <w:color w:val="242422"/>
+          <w:sz w:val="27"/>
+        </w:rPr>
+        <w:t>4.5 Branding et expérience utilisateur</w:t>
       </w:r>
     </w:p>
     <w:p>
@@ -1295,7 +1341,7 @@
               <w:rPr>
                 <w:sz w:val="19"/>
               </w:rPr>
-              <w:t>Tests</w:t>
+              <w:t>Synchro Google Sheets</w:t>
             </w:r>
           </w:p>
         </w:tc>
@@ -1310,7 +1356,7 @@
               <w:rPr>
                 <w:sz w:val="19"/>
               </w:rPr>
-              <w:t>pytest (100 tests)</w:t>
+              <w:t>Google Sheets API (gspread)</w:t>
             </w:r>
           </w:p>
         </w:tc>
@@ -1318,6 +1364,50 @@
           <w:tcPr>
             <w:tcW w:type="dxa" w:w="3137"/>
             <w:shd w:fill="FAFAF8"/>
+          </w:tcPr>
+          <w:p>
+            <w:r/>
+            <w:r>
+              <w:rPr>
+                <w:sz w:val="19"/>
+              </w:rPr>
+              <w:t>Permet aux équipes commerciales de gérer les opportunités depuis un tableur familier, plutôt qu'en éditant la base directement.</w:t>
+            </w:r>
+          </w:p>
+        </w:tc>
+      </w:tr>
+      <w:tr>
+        <w:tc>
+          <w:tcPr>
+            <w:tcW w:type="dxa" w:w="3137"/>
+          </w:tcPr>
+          <w:p>
+            <w:r/>
+            <w:r>
+              <w:rPr>
+                <w:sz w:val="19"/>
+              </w:rPr>
+              <w:t>Tests</w:t>
+            </w:r>
+          </w:p>
+        </w:tc>
+        <w:tc>
+          <w:tcPr>
+            <w:tcW w:type="dxa" w:w="3137"/>
+          </w:tcPr>
+          <w:p>
+            <w:r/>
+            <w:r>
+              <w:rPr>
+                <w:sz w:val="19"/>
+              </w:rPr>
+              <w:t>pytest (140 tests)</w:t>
+            </w:r>
+          </w:p>
+        </w:tc>
+        <w:tc>
+          <w:tcPr>
+            <w:tcW w:type="dxa" w:w="3137"/>
           </w:tcPr>
           <w:p>
             <w:r/>
@@ -1387,7 +1477,7 @@
         <w:pStyle w:val="ListBullet"/>
       </w:pPr>
       <w:r>
-        <w:t>100 tests automatisés couvrent la compréhension du langage, la couche SQL, la génération des graphiques et le système d'alerte.</w:t>
+        <w:t>140 tests automatisés couvrent la compréhension du langage, la couche SQL, la génération des graphiques, le système d'alerte et la synchronisation Sheets.</w:t>
       </w:r>
     </w:p>
     <w:p>
@@ -1396,6 +1486,14 @@
       </w:pPr>
       <w:r>
         <w:t>Le mot de passe d'envoi d'email est un mot de passe d'application dédié (jamais le mot de passe principal du compte), également hors du dépôt git.</w:t>
+      </w:r>
+    </w:p>
+    <w:p>
+      <w:pPr>
+        <w:pStyle w:val="ListBullet"/>
+      </w:pPr>
+      <w:r>
+        <w:t>La clé de compte de service Google (accès au Sheet) est un fichier JSON exclu du dépôt (dossier credentials/ entièrement gitignoré) — jamais commité, quel que soit son nom.</w:t>
       </w:r>
     </w:p>
     <w:p>
@@ -1499,7 +1597,7 @@
           <w:b w:val="0"/>
           <w:i w:val="0"/>
         </w:rPr>
-        <w:t>L'application est complète et fonctionnelle de bout en bout, en hébergement local. Quinze phases de développement ont été livrées, de la mise en place du backend jusqu'aux dernières retouches de finition (mode sombre, historique persistant, rattrapage des alertes).</w:t>
+        <w:t>L'application est complète et fonctionnelle de bout en bout, en hébergement local. Dix-sept phases de développement ont été livrées, de la mise en place du backend jusqu'à la synchronisation Google Sheets et l'optimisation de ses performances (dernières phases en date).</w:t>
       </w:r>
     </w:p>
     <w:p>

--- a/Documentation/reports/Rapport_Professionnel_DevoTeam_Dashboard.docx
+++ b/Documentation/reports/Rapport_Professionnel_DevoTeam_Dashboard.docx
@@ -1128,7 +1128,7 @@
               <w:rPr>
                 <w:sz w:val="19"/>
               </w:rPr>
-              <w:t>Groq — Llama 3.3 70B</w:t>
+              <w:t>Google Gemini — gemini-flash-latest</w:t>
             </w:r>
           </w:p>
         </w:tc>
@@ -1401,7 +1401,7 @@
               <w:rPr>
                 <w:sz w:val="19"/>
               </w:rPr>
-              <w:t>pytest (140 tests)</w:t>
+              <w:t>pytest (143 tests)</w:t>
             </w:r>
           </w:p>
         </w:tc>
@@ -1477,7 +1477,7 @@
         <w:pStyle w:val="ListBullet"/>
       </w:pPr>
       <w:r>
-        <w:t>140 tests automatisés couvrent la compréhension du langage, la couche SQL, la génération des graphiques, le système d'alerte et la synchronisation Sheets.</w:t>
+        <w:t>143 tests automatisés couvrent la compréhension du langage, la couche SQL, la génération des graphiques, le système d'alerte et la synchronisation Sheets.</w:t>
       </w:r>
     </w:p>
     <w:p>

--- a/Documentation/reports/Rapport_Professionnel_DevoTeam_Dashboard.docx
+++ b/Documentation/reports/Rapport_Professionnel_DevoTeam_Dashboard.docx
@@ -1128,7 +1128,7 @@
               <w:rPr>
                 <w:sz w:val="19"/>
               </w:rPr>
-              <w:t>Google Gemini — gemini-flash-latest</w:t>
+              <w:t>Google Gemini — gemini-flash-lite-latest</w:t>
             </w:r>
           </w:p>
         </w:tc>

--- a/Documentation/reports/Rapport_Professionnel_DevoTeam_Dashboard.docx
+++ b/Documentation/reports/Rapport_Professionnel_DevoTeam_Dashboard.docx
@@ -261,7 +261,7 @@
           <w:b w:val="0"/>
           <w:i w:val="0"/>
         </w:rPr>
-        <w:t>DevoTeam Dashboard est une application de tableau de bord commercial conversationnel : un utilisateur pose une question en français dans un chat (ex. « budget par pays pour Risk Advisory »), et l'application produit instantanément le graphique, la carte KPI ou le tableau correspondant, à partir des données réelles des opportunités commerciales stockées en base. Aucune compétence SQL ou BI n'est requise côté utilisateur.</w:t>
+        <w:t>DevoTeam Dashboard est une application de tableau de bord commercial conversationnel : un utilisateur pose une question en français dans un chat (ex. « budget par pays pour Risk Advisory »), et l'application construit instantanément un tableau de bord complet qui y répond — plusieurs graphiques, chiffres clés et tableaux, tous cohérents entre eux, à partir des données réelles des opportunités commerciales. Aucune compétence SQL ou BI n'est requise côté utilisateur.</w:t>
       </w:r>
     </w:p>
     <w:p>
@@ -270,7 +270,16 @@
           <w:b w:val="0"/>
           <w:i w:val="0"/>
         </w:rPr>
-        <w:t>Le projet est aujourd'hui fonctionnel de bout en bout, hébergé localement, et couvre l'ensemble du cycle : compréhension du langage naturel, génération de requêtes sécurisées, visualisation (huit types de graphiques au choix), et un système d'alerte proactive par email et dans l'interface pour les opportunités dont l'échéance approche, avec une donnée « jours restants » recalculée chaque jour pour rester exacte.</w:t>
+        <w:t>Le projet est aujourd'hui fonctionnel de bout en bout, hébergé localement, et couvre l'ensemble du cycle : compréhension du langage naturel, génération de requêtes sécurisées, composition automatique de tableaux de bord versionnés, et un système d'alerte proactive par email et dans l'interface pour les opportunités dont l'échéance approche.</w:t>
+      </w:r>
+    </w:p>
+    <w:p>
+      <w:r>
+        <w:rPr>
+          <w:b w:val="0"/>
+          <w:i w:val="0"/>
+        </w:rPr>
+        <w:t>Particularité assumée : les données vivent dans un simple Google Sheet, que les équipes commerciales éditent elles-mêmes. L'application n'a aucune base de données à installer, sauvegarder ou administrer — un choix qui réduit fortement le coût d'exploitation pour un portefeuille de cette taille.</w:t>
       </w:r>
     </w:p>
     <w:p>
@@ -374,6 +383,15 @@
       </w:r>
     </w:p>
     <w:p>
+      <w:r>
+        <w:rPr>
+          <w:b w:val="0"/>
+          <w:i w:val="0"/>
+        </w:rPr>
+        <w:t>Enfin, plutôt que de livrer un graphique isolé par question, l'application compose un tableau de bord entier : le chiffre demandé, le même chiffre sous un autre angle, l'état du pipeline et le détail vérifiable — de quoi non seulement répondre à la question posée, mais aussi susciter la suivante.</w:t>
+      </w:r>
+    </w:p>
+    <w:p>
       <w:pPr>
         <w:keepNext/>
         <w:spacing w:before="400" w:after="200"/>
@@ -463,7 +481,16 @@
           <w:color w:val="242422"/>
           <w:sz w:val="27"/>
         </w:rPr>
-        <w:t>4.2 Visualisation</w:t>
+        <w:t>4.2 Un dashboard complet par question</w:t>
+      </w:r>
+    </w:p>
+    <w:p>
+      <w:r>
+        <w:rPr>
+          <w:b w:val="0"/>
+          <w:i w:val="0"/>
+        </w:rPr>
+        <w:t>Une question ne produit pas un graphique isolé mais un tableau de bord entier : cinq à sept visualisations qui répondent ensemble, et qui partagent toutes les mêmes filtres — l'utilisateur regarde donc un périmètre cohérent, jamais des chiffres qui ne se comparent pas entre eux.</w:t>
       </w:r>
     </w:p>
     <w:p>
@@ -471,7 +498,7 @@
         <w:pStyle w:val="ListBullet"/>
       </w:pPr>
       <w:r>
-        <w:t>Huit types de rendu au choix, décidés automatiquement selon la question : barres, courbes, camemberts, cartes KPI, tableaux détaillés, entonnoir de vente, nuage de points et carte de chaleur (Vega-Lite).</w:t>
+        <w:t>Les totaux du périmètre interrogé (budget, nombre d'opportunités, montant pondéré) en cartes chiffrées.</w:t>
       </w:r>
     </w:p>
     <w:p>
@@ -479,7 +506,7 @@
         <w:pStyle w:val="ListBullet"/>
       </w:pPr>
       <w:r>
-        <w:t>Entonnoir de vente : nombre ou budget par étape du pipeline commercial, dans l'ordre réel du cycle de vente — visualise directement où les deals se perdent.</w:t>
+        <w:t>Le graphique qui répond directement à la question posée.</w:t>
       </w:r>
     </w:p>
     <w:p>
@@ -487,7 +514,7 @@
         <w:pStyle w:val="ListBullet"/>
       </w:pPr>
       <w:r>
-        <w:t>Nuage de points : budget vs probabilité de gain, taille des points = montant pondéré — révèle si les gros budgets ont statistiquement plus de chances de gagner.</w:t>
+        <w:t>Le même chiffre vu sous un autre angle (une dimension complémentaire, choisie pour ne jamais dupliquer un axe déjà filtré).</w:t>
       </w:r>
     </w:p>
     <w:p>
@@ -495,7 +522,7 @@
         <w:pStyle w:val="ListBullet"/>
       </w:pPr>
       <w:r>
-        <w:t>Carte de chaleur : intensité croisée entre une dimension (pays, statut…) et practice, pour repérer d'un coup d'œil les combinaisons les plus fortes.</w:t>
+        <w:t>L'état du pipeline commercial sur ce périmètre.</w:t>
       </w:r>
     </w:p>
     <w:p>
@@ -503,7 +530,16 @@
         <w:pStyle w:val="ListBullet"/>
       </w:pPr>
       <w:r>
-        <w:t>Bascule automatique camembert → barres horizontales au-delà de 6 segments, pour rester lisible.</w:t>
+        <w:t>Le détail ligne par ligne, pour vérifier les chiffres.</w:t>
+      </w:r>
+    </w:p>
+    <w:p>
+      <w:r>
+        <w:rPr>
+          <w:b w:val="0"/>
+          <w:i w:val="0"/>
+        </w:rPr>
+        <w:t>La page d'accueil, elle, est un tableau de bord fixe répondant aux cinq questions les plus fréquentes, avec un filtre interactif par practice qui recalcule instantanément l'ensemble des visualisations.</w:t>
       </w:r>
     </w:p>
     <w:p>
@@ -511,7 +547,7 @@
         <w:pStyle w:val="ListBullet"/>
       </w:pPr>
       <w:r>
-        <w:t>Thème clair / sombre, palette de couleurs validée pour l'accessibilité (daltonisme).</w:t>
+        <w:t>Neuf types de rendu disponibles : barres, courbes, aires, camemberts, cartes chiffrées, tableaux, entonnoir de vente, nuage de points et carte de chaleur.</w:t>
       </w:r>
     </w:p>
     <w:p>
@@ -519,7 +555,15 @@
         <w:pStyle w:val="ListBullet"/>
       </w:pPr>
       <w:r>
-        <w:t>Mise en cache des graphiques déjà générés pour un ré-affichage instantané.</w:t>
+        <w:t>Entonnoir de vente : opportunités par étape du pipeline, dans l'ordre réel du cycle de vente — visualise directement où les deals se perdent.</w:t>
+      </w:r>
+    </w:p>
+    <w:p>
+      <w:pPr>
+        <w:pStyle w:val="ListBullet"/>
+      </w:pPr>
+      <w:r>
+        <w:t>Nuage de points : budget vs probabilité de gain — révèle si les gros budgets ont statistiquement plus de chances d'être gagnés.</w:t>
       </w:r>
     </w:p>
     <w:p>
@@ -533,7 +577,46 @@
           <w:color w:val="242422"/>
           <w:sz w:val="27"/>
         </w:rPr>
-        <w:t>4.3 Alertes deadlines (nouvelle fonctionnalité)</w:t>
+        <w:t>4.3 Tableaux de bord « as code »</w:t>
+      </w:r>
+    </w:p>
+    <w:p>
+      <w:r>
+        <w:rPr>
+          <w:b w:val="0"/>
+          <w:i w:val="0"/>
+        </w:rPr>
+        <w:t>Les tableaux de bord ne sont pas configurés dans une interface graphique mais décrits dans des fichiers texte versionnés (Bruin DAC). Conséquence concrète : toute évolution d'un tableau de bord passe en revue comme du code, se compare d'une version à l'autre, et se reproduit à l'identique sur n'importe quel poste.</w:t>
+      </w:r>
+    </w:p>
+    <w:p>
+      <w:pPr>
+        <w:pStyle w:val="ListBullet"/>
+      </w:pPr>
+      <w:r>
+        <w:t>Les tableaux de bord générés par le chat le sont dans le même format que ceux écrits à la main — un tableau de bord produit par l'IA peut donc être relu, corrigé et conservé comme n'importe quel autre.</w:t>
+      </w:r>
+    </w:p>
+    <w:p>
+      <w:pPr>
+        <w:pStyle w:val="ListBullet"/>
+      </w:pPr>
+      <w:r>
+        <w:t>Deux commandes de contrôle : l'une vérifie la structure, l'autre exécute réellement chaque requête pour confirmer qu'aucun widget n'est cassé.</w:t>
+      </w:r>
+    </w:p>
+    <w:p>
+      <w:pPr>
+        <w:keepNext/>
+        <w:spacing w:before="280" w:after="120"/>
+      </w:pPr>
+      <w:r>
+        <w:rPr>
+          <w:b/>
+          <w:color w:val="242422"/>
+          <w:sz w:val="27"/>
+        </w:rPr>
+        <w:t>4.4 Alertes deadlines</w:t>
       </w:r>
     </w:p>
     <w:p>
@@ -573,7 +656,7 @@
         <w:pStyle w:val="ListBullet"/>
       </w:pPr>
       <w:r>
-        <w:t>Donnée « jours restants » recalculée chaque nuit à partir de la date réelle du jour, pour ne jamais afficher un chiffre obsolète.</w:t>
+        <w:t>Donnée « jours restants » recalculée à chaque chargement des données à partir de la date réelle du jour, pour ne jamais afficher un chiffre obsolète.</w:t>
       </w:r>
     </w:p>
     <w:p>
@@ -587,7 +670,7 @@
           <w:color w:val="242422"/>
           <w:sz w:val="27"/>
         </w:rPr>
-        <w:t>4.4 Synchronisation Google Sheets (nouvelle fonctionnalité)</w:t>
+        <w:t>4.5 Le Google Sheet comme source de données</w:t>
       </w:r>
     </w:p>
     <w:p>
@@ -595,7 +678,7 @@
         <w:pStyle w:val="ListBullet"/>
       </w:pPr>
       <w:r>
-        <w:t>Un Google Sheet sert de formulaire d'ajout et de modification d'opportunités — plus simple à éditer au quotidien qu'une base de données directement.</w:t>
+        <w:t>Les équipes gèrent les opportunités dans un Google Sheet — un outil qu'elles maîtrisent déjà — plutôt que dans une base de données : ajouter ou corriger une opportunité ne demande aucune compétence technique.</w:t>
       </w:r>
     </w:p>
     <w:p>
@@ -603,7 +686,7 @@
         <w:pStyle w:val="ListBullet"/>
       </w:pPr>
       <w:r>
-        <w:t>Synchronisation à sens unique (Sheet vers base) toutes les 15 minutes, au démarrage du serveur, et à la demande — la base reste la seule source lue par le chat, les graphiques et les alertes, jamais le Sheet directement.</w:t>
+        <w:t>L'application lit le Sheet directement et le recharge toutes les 15 minutes, au démarrage, et à la demande via un bouton dans l'interface. Aucune base de données à installer, à sauvegarder ou à administrer.</w:t>
       </w:r>
     </w:p>
     <w:p>
@@ -611,7 +694,7 @@
         <w:pStyle w:val="ListBullet"/>
       </w:pPr>
       <w:r>
-        <w:t>Chaque ligne est validée indépendamment (dates, montants, statuts) ; une ligne invalide est journalisée et sautée, sans jamais bloquer l'import des autres.</w:t>
+        <w:t>Chaque ligne est validée indépendamment (dates, montants, statuts) ; une ligne invalide est journalisée et ignorée, sans jamais bloquer le chargement des autres — c'est ce contrôle qui a révélé douze opportunités au statut erroné, passées inaperçues jusque-là.</w:t>
       </w:r>
     </w:p>
     <w:p>
@@ -619,7 +702,7 @@
         <w:pStyle w:val="ListBullet"/>
       </w:pPr>
       <w:r>
-        <w:t>Volontairement sans suppression automatique : retirer une ligne du Sheet ne supprime jamais l'opportunité correspondante en base — un choix de prudence assumé sur une tâche qui tourne sans surveillance humaine.</w:t>
+        <w:t>Les colonnes calculées (mois et année d'échéance, jours restants, montant pondéré) sont toujours recalculées à la lecture puis réécrites dans le Sheet : elles ne peuvent donc jamais diverger des données saisies.</w:t>
       </w:r>
     </w:p>
     <w:p>
@@ -633,7 +716,7 @@
           <w:color w:val="242422"/>
           <w:sz w:val="27"/>
         </w:rPr>
-        <w:t>4.5 Branding et expérience utilisateur</w:t>
+        <w:t>4.6 Branding et expérience utilisateur</w:t>
       </w:r>
     </w:p>
     <w:p>
@@ -683,7 +766,7 @@
           <w:b w:val="0"/>
           <w:i w:val="0"/>
         </w:rPr>
-        <w:t>L'architecture suit un principe simple : le LLM ne produit jamais directement un graphique ou du SQL. Il transforme la question de l'utilisateur en une structure intermédiaire strictement validée (métrique, dimension, filtres, type de graphique…), qui est ensuite traduite en requête SQL sécurisée par du code déterministe. Cette séparation garantit que les résultats affichés proviennent toujours des données réelles.</w:t>
+        <w:t>L'architecture suit un principe simple, et non négociable : le LLM ne produit jamais directement un graphique, une requête ou un chiffre. Il transforme la question de l'utilisateur en une structure intermédiaire strictement validée (métrique, dimension, filtres, type de graphique…), et c'est ensuite du code déterministe qui la traduit en requêtes et en tableau de bord. Cette séparation garantit que tout ce qui s'affiche provient des données réelles.</w:t>
       </w:r>
     </w:p>
     <w:tbl>
@@ -837,7 +920,7 @@
               <w:rPr>
                 <w:sz w:val="19"/>
               </w:rPr>
-              <w:t>4. Requête SQL sécurisée</w:t>
+              <w:t>4. Composition du tableau de bord</w:t>
             </w:r>
           </w:p>
         </w:tc>
@@ -852,7 +935,7 @@
               <w:rPr>
                 <w:sz w:val="19"/>
               </w:rPr>
-              <w:t>L'intention est traduite en requête paramétrée sur une liste blanche de tables/colonnes autorisées.</w:t>
+              <w:t>Des règles déterministes choisissent les cinq à sept visualisations qui répondent ensemble à la question, toutes filtrées à l'identique.</w:t>
             </w:r>
           </w:p>
         </w:tc>
@@ -868,7 +951,7 @@
               <w:rPr>
                 <w:sz w:val="19"/>
               </w:rPr>
-              <w:t>5. Génération du résultat</w:t>
+              <w:t>5. Génération des requêtes</w:t>
             </w:r>
           </w:p>
         </w:tc>
@@ -882,7 +965,7 @@
               <w:rPr>
                 <w:sz w:val="19"/>
               </w:rPr>
-              <w:t>Graphique Vega-Lite, carte KPI ou tableau, plus un message texte calculé directement depuis les données (jamais rédigé par le LLM).</w:t>
+              <w:t>Chaque visualisation reçoit sa requête, produite par du code à partir de l'intention validée — jamais écrite par le LLM.</w:t>
             </w:r>
           </w:p>
         </w:tc>
@@ -914,7 +997,7 @@
               <w:rPr>
                 <w:sz w:val="19"/>
               </w:rPr>
-              <w:t>Le frontend React affiche le résultat, avec mise en cache pour les requêtes déjà vues.</w:t>
+              <w:t>Le tableau de bord est décrit dans un fichier versionné, puis rendu à l'écran ; un message texte l'accompagne, calculé directement depuis les données.</w:t>
             </w:r>
           </w:p>
         </w:tc>
@@ -927,7 +1010,16 @@
           <w:b w:val="0"/>
           <w:i w:val="0"/>
         </w:rPr>
-        <w:t>L'alerte deadlines suit le même principe de fiabilité : la vérification des échéances se fait par un calcul de date direct en base (jamais une valeur mise en cache trop longtemps), sur un calendrier automatique indépendant de toute action utilisateur.</w:t>
+        <w:t>L'alerte deadlines suit le même principe de fiabilité : la vérification des échéances repose sur un nombre de jours restants recalculé à chaque chargement des données depuis la date réelle du jour, sur un calendrier automatique indépendant de toute action utilisateur.</w:t>
+      </w:r>
+    </w:p>
+    <w:p>
+      <w:r>
+        <w:rPr>
+          <w:b w:val="0"/>
+          <w:i w:val="0"/>
+        </w:rPr>
+        <w:t>Une seule source de vérité alimente l'ensemble : les données du Google Sheet, chargées en mémoire. Le moteur de tableaux de bord interroge une copie de cette même source, régénérée à chaque rafraîchissement — les chiffres du chat et ceux des tableaux de bord ne peuvent donc pas diverger.</w:t>
       </w:r>
     </w:p>
     <w:p>
@@ -1068,7 +1160,7 @@
               <w:rPr>
                 <w:sz w:val="19"/>
               </w:rPr>
-              <w:t>Base de données</w:t>
+              <w:t>Source de données</w:t>
             </w:r>
           </w:p>
         </w:tc>
@@ -1083,7 +1175,7 @@
               <w:rPr>
                 <w:sz w:val="19"/>
               </w:rPr>
-              <w:t>MySQL / MariaDB (XAMPP)</w:t>
+              <w:t>Google Sheets + pandas</w:t>
             </w:r>
           </w:p>
         </w:tc>
@@ -1098,7 +1190,7 @@
               <w:rPr>
                 <w:sz w:val="19"/>
               </w:rPr>
-              <w:t>Vues pré-agrégées par dimension, requêtes paramétrées, adapté au volume et à l'hébergement local.</w:t>
+              <w:t>Les équipes gèrent les opportunités dans un tableur familier ; l'application le charge en mémoire. Aucune base à installer ni administrer.</w:t>
             </w:r>
           </w:p>
         </w:tc>
@@ -1159,7 +1251,7 @@
               <w:rPr>
                 <w:sz w:val="19"/>
               </w:rPr>
-              <w:t>Visualisation</w:t>
+              <w:t>Tableaux de bord</w:t>
             </w:r>
           </w:p>
         </w:tc>
@@ -1174,7 +1266,7 @@
               <w:rPr>
                 <w:sz w:val="19"/>
               </w:rPr>
-              <w:t>Vega-Lite / vega-embed</w:t>
+              <w:t>Bruin DAC</w:t>
             </w:r>
           </w:p>
         </w:tc>
@@ -1189,7 +1281,7 @@
               <w:rPr>
                 <w:sz w:val="19"/>
               </w:rPr>
-              <w:t>Grammaire de graphiques déclarative en JSON, génération automatique fiable, rendu navigateur natif.</w:t>
+              <w:t>Tableaux de bord décrits en fichiers versionnés plutôt que configurés à la souris : relus en revue, reproductibles, 21 types de graphiques.</w:t>
             </w:r>
           </w:p>
         </w:tc>
@@ -1205,7 +1297,7 @@
               <w:rPr>
                 <w:sz w:val="19"/>
               </w:rPr>
-              <w:t>Frontend</w:t>
+              <w:t>Moteur de requête</w:t>
             </w:r>
           </w:p>
         </w:tc>
@@ -1219,7 +1311,7 @@
               <w:rPr>
                 <w:sz w:val="19"/>
               </w:rPr>
-              <w:t>Vite + React</w:t>
+              <w:t>DuckDB (fichier local)</w:t>
             </w:r>
           </w:p>
         </w:tc>
@@ -1233,7 +1325,7 @@
               <w:rPr>
                 <w:sz w:val="19"/>
               </w:rPr>
-              <w:t>Interface réactive, thème clair/sombre, build optimisé pour un déploiement local en un seul processus.</w:t>
+              <w:t>Copie en lecture seule des données, régénérée à chaque rafraîchissement — le moteur de tableaux de bord n'interroge que du SQL.</w:t>
             </w:r>
           </w:p>
         </w:tc>
@@ -1250,7 +1342,7 @@
               <w:rPr>
                 <w:sz w:val="19"/>
               </w:rPr>
-              <w:t>Planification des tâches</w:t>
+              <w:t>Frontend</w:t>
             </w:r>
           </w:p>
         </w:tc>
@@ -1265,7 +1357,7 @@
               <w:rPr>
                 <w:sz w:val="19"/>
               </w:rPr>
-              <w:t>APScheduler</w:t>
+              <w:t>Vite + React</w:t>
             </w:r>
           </w:p>
         </w:tc>
@@ -1280,7 +1372,7 @@
               <w:rPr>
                 <w:sz w:val="19"/>
               </w:rPr>
-              <w:t>Exécution fiable des vérifications quotidiennes (alertes deadlines, mise à jour des données) sans dépendance externe.</w:t>
+              <w:t>Interface de chat réactive, build optimisé pour un déploiement local.</w:t>
             </w:r>
           </w:p>
         </w:tc>
@@ -1296,7 +1388,7 @@
               <w:rPr>
                 <w:sz w:val="19"/>
               </w:rPr>
-              <w:t>Envoi d'emails</w:t>
+              <w:t>Planification des tâches</w:t>
             </w:r>
           </w:p>
         </w:tc>
@@ -1310,7 +1402,7 @@
               <w:rPr>
                 <w:sz w:val="19"/>
               </w:rPr>
-              <w:t>SMTP Gmail (STARTTLS)</w:t>
+              <w:t>APScheduler</w:t>
             </w:r>
           </w:p>
         </w:tc>
@@ -1324,7 +1416,7 @@
               <w:rPr>
                 <w:sz w:val="19"/>
               </w:rPr>
-              <w:t>Solution simple et gratuite pour un usage interne, sans infrastructure d'envoi supplémentaire à maintenir.</w:t>
+              <w:t>Exécution fiable des vérifications quotidiennes (alertes deadlines, rafraîchissement des données) sans dépendance externe.</w:t>
             </w:r>
           </w:p>
         </w:tc>
@@ -1341,7 +1433,7 @@
               <w:rPr>
                 <w:sz w:val="19"/>
               </w:rPr>
-              <w:t>Synchro Google Sheets</w:t>
+              <w:t>Envoi d'emails</w:t>
             </w:r>
           </w:p>
         </w:tc>
@@ -1356,7 +1448,7 @@
               <w:rPr>
                 <w:sz w:val="19"/>
               </w:rPr>
-              <w:t>Google Sheets API (gspread)</w:t>
+              <w:t>SMTP Gmail (STARTTLS)</w:t>
             </w:r>
           </w:p>
         </w:tc>
@@ -1371,7 +1463,7 @@
               <w:rPr>
                 <w:sz w:val="19"/>
               </w:rPr>
-              <w:t>Permet aux équipes commerciales de gérer les opportunités depuis un tableur familier, plutôt qu'en éditant la base directement.</w:t>
+              <w:t>Solution simple et gratuite pour un usage interne, sans infrastructure d'envoi supplémentaire à maintenir.</w:t>
             </w:r>
           </w:p>
         </w:tc>
@@ -1401,7 +1493,7 @@
               <w:rPr>
                 <w:sz w:val="19"/>
               </w:rPr>
-              <w:t>pytest (143 tests)</w:t>
+              <w:t>pytest (152 tests)</w:t>
             </w:r>
           </w:p>
         </w:tc>
@@ -1415,7 +1507,7 @@
               <w:rPr>
                 <w:sz w:val="19"/>
               </w:rPr>
-              <w:t>Suite automatisée sans dépendance réseau/DB réelle (mocks), garde-fou contre les régressions.</w:t>
+              <w:t>Suite automatisée sans dépendance réseau ni données réelles (mocks), garde-fou contre les régressions.</w:t>
             </w:r>
           </w:p>
         </w:tc>
@@ -1428,7 +1520,7 @@
           <w:b w:val="0"/>
           <w:i w:val="0"/>
         </w:rPr>
-        <w:t>Côté données, la base MySQL repose sur une table principale `opportunities` (360 opportunités commerciales, 18 colonnes : pays, practice, statut, budget, échéance…) et six vues pré-agrégées par dimension (pays, practice, statut, mois, source de financement, croisement pays/practice), qui accélèrent les questions les plus fréquentes du chat sans dupliquer les données.</w:t>
+        <w:t>Côté données, l'ensemble tient dans une seule feuille de calcul : environ 350 opportunités commerciales décrites par 18 colonnes (pays, practice, statut, budget, échéance…). Ce volume tient sans difficulté en mémoire, ce qui rend toute base de données inutile — un choix qui simplifie radicalement l'installation et la maintenance, et qui reste valable tant que le portefeuille ne change pas d'ordre de grandeur.</w:t>
       </w:r>
     </w:p>
     <w:p>
@@ -1461,7 +1553,7 @@
         <w:pStyle w:val="ListBullet"/>
       </w:pPr>
       <w:r>
-        <w:t>Le LLM ne peut interroger que les tables et colonnes d'une liste blanche explicite — aucune requête SQL libre.</w:t>
+        <w:t>Le LLM ne peut désigner que les colonnes et valeurs d'une liste blanche explicite — il n'écrit jamais lui-même de requête.</w:t>
       </w:r>
     </w:p>
     <w:p>
@@ -1477,7 +1569,7 @@
         <w:pStyle w:val="ListBullet"/>
       </w:pPr>
       <w:r>
-        <w:t>143 tests automatisés couvrent la compréhension du langage, la couche SQL, la génération des graphiques, le système d'alerte et la synchronisation Sheets.</w:t>
+        <w:t>152 tests automatisés couvrent la compréhension du langage, le requêtage des données, la génération des tableaux de bord et le système d'alerte.</w:t>
       </w:r>
     </w:p>
     <w:p>
@@ -1597,7 +1689,7 @@
           <w:b w:val="0"/>
           <w:i w:val="0"/>
         </w:rPr>
-        <w:t>L'application est complète et fonctionnelle de bout en bout, en hébergement local. Dix-sept phases de développement ont été livrées, de la mise en place du backend jusqu'à la synchronisation Google Sheets et l'optimisation de ses performances (dernières phases en date).</w:t>
+        <w:t>L'application est complète et fonctionnelle de bout en bout, en hébergement local. Vingt-et-une phases de développement ont été livrées, de la mise en place du backend jusqu'à la génération automatique de tableaux de bord complets à partir d'une question — en passant par la suppression de la base de données au profit d'une lecture directe du Google Sheet.</w:t>
       </w:r>
     </w:p>
     <w:p>
@@ -1627,7 +1719,7 @@
         <w:pStyle w:val="ListBullet"/>
       </w:pPr>
       <w:r>
-        <w:t>Suivi analytique des sessions utilisateur.</w:t>
+        <w:t>Épinglage des tableaux de bord générés : permettre à l'utilisateur de conserver et renommer un tableau de bord produit par l'IA, pour en faire un véritable atelier de création.</w:t>
       </w:r>
     </w:p>
     <w:p>
@@ -1635,7 +1727,15 @@
         <w:pStyle w:val="ListBullet"/>
       </w:pPr>
       <w:r>
-        <w:t>Barres empilées/groupées (2 dimensions croisées, ex: budget par pays décomposé par statut) — nécessite une évolution du schéma d'intention.</w:t>
+        <w:t>Couche sémantique : définir les métriques une seule fois et les réutiliser dans tous les tableaux de bord, plutôt que de générer chaque requête isolément.</w:t>
+      </w:r>
+    </w:p>
+    <w:p>
+      <w:pPr>
+        <w:pStyle w:val="ListBullet"/>
+      </w:pPr>
+      <w:r>
+        <w:t>Suivi analytique des sessions utilisateur.</w:t>
       </w:r>
     </w:p>
     <w:p>
@@ -1661,7 +1761,16 @@
           <w:b w:val="0"/>
           <w:i w:val="0"/>
         </w:rPr>
-        <w:t>DevoTeam Dashboard transforme une problématique classique de BI (accès aux données commerciales, suivi des échéances) en une expérience conversationnelle fiable, à la fois simple d'usage pour les équipes commerciales et rigoureuse dans sa conception technique (validation stricte, tests automatisés, traçabilité des résultats). Les alertes deadlines par email et dans l'interface répondent directement au risque métier identifié : ne plus jamais manquer une échéance commerciale faute d'avoir consulté le dashboard à temps ; les nouveaux types de graphiques donnent aux équipes davantage de façons de présenter et d'expliquer ces données à un client.</w:t>
+        <w:t>DevoTeam Dashboard transforme une problématique classique de BI (accès aux données commerciales, suivi des échéances) en une expérience conversationnelle fiable, à la fois simple d'usage pour les équipes commerciales et rigoureuse dans sa conception technique (validation stricte, tests automatisés, traçabilité des résultats). Les alertes deadlines par email et dans l'interface répondent directement au risque métier identifié : ne plus jamais manquer une échéance commerciale faute d'avoir consulté le dashboard à temps.</w:t>
+      </w:r>
+    </w:p>
+    <w:p>
+      <w:r>
+        <w:rPr>
+          <w:b w:val="0"/>
+          <w:i w:val="0"/>
+        </w:rPr>
+        <w:t>Trois partis pris résument le projet. Les données restent là où les équipes les gèrent déjà — un Google Sheet — ce qui supprime toute base à administrer. Les tableaux de bord sont du code versionné, donc relisibles et reproductibles plutôt que configurés à la souris par une seule personne. Et l'intelligence artificielle sert à comprendre la question, jamais à produire les chiffres : cette frontière est ce qui rend l'outil utilisable pour de vraies décisions commerciales.</w:t>
       </w:r>
     </w:p>
     <w:sectPr>

--- a/Documentation/reports/Rapport_Professionnel_DevoTeam_Dashboard.docx
+++ b/Documentation/reports/Rapport_Professionnel_DevoTeam_Dashboard.docx
@@ -1493,7 +1493,7 @@
               <w:rPr>
                 <w:sz w:val="19"/>
               </w:rPr>
-              <w:t>pytest (152 tests)</w:t>
+              <w:t>pytest (158 tests)</w:t>
             </w:r>
           </w:p>
         </w:tc>
@@ -1569,7 +1569,7 @@
         <w:pStyle w:val="ListBullet"/>
       </w:pPr>
       <w:r>
-        <w:t>152 tests automatisés couvrent la compréhension du langage, le requêtage des données, la génération des tableaux de bord et le système d'alerte.</w:t>
+        <w:t>158 tests automatisés couvrent la compréhension du langage, le requêtage des données, la génération des tableaux de bord et le système d'alerte.</w:t>
       </w:r>
     </w:p>
     <w:p>

--- a/Documentation/reports/Rapport_Professionnel_DevoTeam_Dashboard.docx
+++ b/Documentation/reports/Rapport_Professionnel_DevoTeam_Dashboard.docx
@@ -1493,7 +1493,7 @@
               <w:rPr>
                 <w:sz w:val="19"/>
               </w:rPr>
-              <w:t>pytest (158 tests)</w:t>
+              <w:t>pytest (184 tests)</w:t>
             </w:r>
           </w:p>
         </w:tc>
@@ -1520,7 +1520,7 @@
           <w:b w:val="0"/>
           <w:i w:val="0"/>
         </w:rPr>
-        <w:t>Côté données, l'ensemble tient dans une seule feuille de calcul : environ 350 opportunités commerciales décrites par 18 colonnes (pays, practice, statut, budget, échéance…). Ce volume tient sans difficulté en mémoire, ce qui rend toute base de données inutile — un choix qui simplifie radicalement l'installation et la maintenance, et qui reste valable tant que le portefeuille ne change pas d'ordre de grandeur.</w:t>
+        <w:t>Côté données, l'ensemble tient dans une seule feuille de calcul : environ 360 opportunités commerciales décrites par 18 colonnes (pays, practice, statut, budget, échéance…). Ce volume tient sans difficulté en mémoire, ce qui rend toute base de données inutile — un choix qui simplifie radicalement l'installation et la maintenance, et qui reste valable tant que le portefeuille ne change pas d'ordre de grandeur.</w:t>
       </w:r>
     </w:p>
     <w:p>
@@ -1680,7 +1680,7 @@
           <w:color w:val="F2405A"/>
           <w:sz w:val="36"/>
         </w:rPr>
-        <w:t>9. État d'avancement et roadmap</w:t>
+        <w:t>10. État d'avancement et roadmap</w:t>
       </w:r>
     </w:p>
     <w:p>
@@ -1752,7 +1752,7 @@
           <w:color w:val="F2405A"/>
           <w:sz w:val="36"/>
         </w:rPr>
-        <w:t>10. Conclusion</w:t>
+        <w:t>11. Conclusion</w:t>
       </w:r>
     </w:p>
     <w:p>

--- a/Documentation/reports/Rapport_Professionnel_DevoTeam_Dashboard.docx
+++ b/Documentation/reports/Rapport_Professionnel_DevoTeam_Dashboard.docx
@@ -1493,7 +1493,7 @@
               <w:rPr>
                 <w:sz w:val="19"/>
               </w:rPr>
-              <w:t>pytest (184 tests)</w:t>
+              <w:t>pytest (193 tests)</w:t>
             </w:r>
           </w:p>
         </w:tc>
@@ -1569,7 +1569,7 @@
         <w:pStyle w:val="ListBullet"/>
       </w:pPr>
       <w:r>
-        <w:t>158 tests automatisés couvrent la compréhension du langage, le requêtage des données, la génération des tableaux de bord et le système d'alerte.</w:t>
+        <w:t>193 tests automatisés couvrent la compréhension du langage, le requêtage des données, la génération des tableaux de bord et le système d'alerte.</w:t>
       </w:r>
     </w:p>
     <w:p>

--- a/Documentation/reports/Rapport_Professionnel_DevoTeam_Dashboard.docx
+++ b/Documentation/reports/Rapport_Professionnel_DevoTeam_Dashboard.docx
@@ -1493,7 +1493,7 @@
               <w:rPr>
                 <w:sz w:val="19"/>
               </w:rPr>
-              <w:t>pytest (193 tests)</w:t>
+              <w:t>pytest (199 tests)</w:t>
             </w:r>
           </w:p>
         </w:tc>
@@ -1569,7 +1569,7 @@
         <w:pStyle w:val="ListBullet"/>
       </w:pPr>
       <w:r>
-        <w:t>193 tests automatisés couvrent la compréhension du langage, le requêtage des données, la génération des tableaux de bord et le système d'alerte.</w:t>
+        <w:t>199 tests automatisés couvrent la compréhension du langage, le requêtage des données, la génération des tableaux de bord et le système d'alerte.</w:t>
       </w:r>
     </w:p>
     <w:p>

--- a/Documentation/reports/Rapport_Professionnel_DevoTeam_Dashboard.docx
+++ b/Documentation/reports/Rapport_Professionnel_DevoTeam_Dashboard.docx
@@ -1493,7 +1493,7 @@
               <w:rPr>
                 <w:sz w:val="19"/>
               </w:rPr>
-              <w:t>pytest (199 tests)</w:t>
+              <w:t>pytest (202 tests)</w:t>
             </w:r>
           </w:p>
         </w:tc>
@@ -1569,7 +1569,7 @@
         <w:pStyle w:val="ListBullet"/>
       </w:pPr>
       <w:r>
-        <w:t>199 tests automatisés couvrent la compréhension du langage, le requêtage des données, la génération des tableaux de bord et le système d'alerte.</w:t>
+        <w:t>202 tests automatisés couvrent la compréhension du langage, le requêtage des données, la génération des tableaux de bord et le système d'alerte.</w:t>
       </w:r>
     </w:p>
     <w:p>

--- a/Documentation/reports/Rapport_Professionnel_DevoTeam_Dashboard.docx
+++ b/Documentation/reports/Rapport_Professionnel_DevoTeam_Dashboard.docx
@@ -1493,7 +1493,7 @@
               <w:rPr>
                 <w:sz w:val="19"/>
               </w:rPr>
-              <w:t>pytest (202 tests)</w:t>
+              <w:t>pytest (210 tests)</w:t>
             </w:r>
           </w:p>
         </w:tc>
@@ -1569,7 +1569,7 @@
         <w:pStyle w:val="ListBullet"/>
       </w:pPr>
       <w:r>
-        <w:t>202 tests automatisés couvrent la compréhension du langage, le requêtage des données, la génération des tableaux de bord et le système d'alerte.</w:t>
+        <w:t>210 tests automatisés couvrent la compréhension du langage, le requêtage des données, la génération des tableaux de bord et le système d'alerte.</w:t>
       </w:r>
     </w:p>
     <w:p>

--- a/Documentation/reports/Rapport_Professionnel_DevoTeam_Dashboard.docx
+++ b/Documentation/reports/Rapport_Professionnel_DevoTeam_Dashboard.docx
@@ -1493,7 +1493,7 @@
               <w:rPr>
                 <w:sz w:val="19"/>
               </w:rPr>
-              <w:t>pytest (210 tests)</w:t>
+              <w:t>pytest (218 tests)</w:t>
             </w:r>
           </w:p>
         </w:tc>
@@ -1569,7 +1569,7 @@
         <w:pStyle w:val="ListBullet"/>
       </w:pPr>
       <w:r>
-        <w:t>210 tests automatisés couvrent la compréhension du langage, le requêtage des données, la génération des tableaux de bord et le système d'alerte.</w:t>
+        <w:t>218 tests automatisés couvrent la compréhension du langage, le requêtage des données, la génération des tableaux de bord et le système d'alerte.</w:t>
       </w:r>
     </w:p>
     <w:p>

--- a/Documentation/reports/Rapport_Professionnel_DevoTeam_Dashboard.docx
+++ b/Documentation/reports/Rapport_Professionnel_DevoTeam_Dashboard.docx
@@ -1493,7 +1493,7 @@
               <w:rPr>
                 <w:sz w:val="19"/>
               </w:rPr>
-              <w:t>pytest (218 tests)</w:t>
+              <w:t>pytest (219 tests)</w:t>
             </w:r>
           </w:p>
         </w:tc>
@@ -1569,7 +1569,7 @@
         <w:pStyle w:val="ListBullet"/>
       </w:pPr>
       <w:r>
-        <w:t>218 tests automatisés couvrent la compréhension du langage, le requêtage des données, la génération des tableaux de bord et le système d'alerte.</w:t>
+        <w:t>219 tests automatisés couvrent la compréhension du langage, le requêtage des données, la génération des tableaux de bord et le système d'alerte.</w:t>
       </w:r>
     </w:p>
     <w:p>

--- a/Documentation/reports/Rapport_Professionnel_DevoTeam_Dashboard.docx
+++ b/Documentation/reports/Rapport_Professionnel_DevoTeam_Dashboard.docx
@@ -1493,7 +1493,7 @@
               <w:rPr>
                 <w:sz w:val="19"/>
               </w:rPr>
-              <w:t>pytest (219 tests)</w:t>
+              <w:t>pytest (221 tests)</w:t>
             </w:r>
           </w:p>
         </w:tc>
@@ -1569,7 +1569,7 @@
         <w:pStyle w:val="ListBullet"/>
       </w:pPr>
       <w:r>
-        <w:t>219 tests automatisés couvrent la compréhension du langage, le requêtage des données, la génération des tableaux de bord et le système d'alerte.</w:t>
+        <w:t>221 tests automatisés couvrent la compréhension du langage, le requêtage des données, la génération des tableaux de bord et le système d'alerte.</w:t>
       </w:r>
     </w:p>
     <w:p>

--- a/Documentation/reports/Rapport_Professionnel_DevoTeam_Dashboard.docx
+++ b/Documentation/reports/Rapport_Professionnel_DevoTeam_Dashboard.docx
@@ -1493,7 +1493,7 @@
               <w:rPr>
                 <w:sz w:val="19"/>
               </w:rPr>
-              <w:t>pytest (221 tests)</w:t>
+              <w:t>pytest (224 tests)</w:t>
             </w:r>
           </w:p>
         </w:tc>
@@ -1569,7 +1569,7 @@
         <w:pStyle w:val="ListBullet"/>
       </w:pPr>
       <w:r>
-        <w:t>221 tests automatisés couvrent la compréhension du langage, le requêtage des données, la génération des tableaux de bord et le système d'alerte.</w:t>
+        <w:t>224 tests automatisés couvrent la compréhension du langage, le requêtage des données, la génération des tableaux de bord et le système d'alerte.</w:t>
       </w:r>
     </w:p>
     <w:p>

--- a/Documentation/reports/Rapport_Professionnel_DevoTeam_Dashboard.docx
+++ b/Documentation/reports/Rapport_Professionnel_DevoTeam_Dashboard.docx
@@ -1493,7 +1493,7 @@
               <w:rPr>
                 <w:sz w:val="19"/>
               </w:rPr>
-              <w:t>pytest (224 tests)</w:t>
+              <w:t>pytest (227 tests)</w:t>
             </w:r>
           </w:p>
         </w:tc>
@@ -1569,7 +1569,7 @@
         <w:pStyle w:val="ListBullet"/>
       </w:pPr>
       <w:r>
-        <w:t>224 tests automatisés couvrent la compréhension du langage, le requêtage des données, la génération des tableaux de bord et le système d'alerte.</w:t>
+        <w:t>227 tests automatisés couvrent la compréhension du langage, le requêtage des données, la génération des tableaux de bord et le système d'alerte.</w:t>
       </w:r>
     </w:p>
     <w:p>

--- a/Documentation/reports/Rapport_Professionnel_DevoTeam_Dashboard.docx
+++ b/Documentation/reports/Rapport_Professionnel_DevoTeam_Dashboard.docx
@@ -1493,7 +1493,7 @@
               <w:rPr>
                 <w:sz w:val="19"/>
               </w:rPr>
-              <w:t>pytest (227 tests)</w:t>
+              <w:t>pytest (226 tests)</w:t>
             </w:r>
           </w:p>
         </w:tc>
@@ -1569,7 +1569,7 @@
         <w:pStyle w:val="ListBullet"/>
       </w:pPr>
       <w:r>
-        <w:t>227 tests automatisés couvrent la compréhension du langage, le requêtage des données, la génération des tableaux de bord et le système d'alerte.</w:t>
+        <w:t>226 tests automatisés couvrent la compréhension du langage, le requêtage des données, la génération des tableaux de bord et le système d'alerte.</w:t>
       </w:r>
     </w:p>
     <w:p>

--- a/Documentation/reports/Rapport_Professionnel_DevoTeam_Dashboard.docx
+++ b/Documentation/reports/Rapport_Professionnel_DevoTeam_Dashboard.docx
@@ -1493,7 +1493,7 @@
               <w:rPr>
                 <w:sz w:val="19"/>
               </w:rPr>
-              <w:t>pytest (226 tests)</w:t>
+              <w:t>pytest (227 tests)</w:t>
             </w:r>
           </w:p>
         </w:tc>
@@ -1569,7 +1569,7 @@
         <w:pStyle w:val="ListBullet"/>
       </w:pPr>
       <w:r>
-        <w:t>226 tests automatisés couvrent la compréhension du langage, le requêtage des données, la génération des tableaux de bord et le système d'alerte.</w:t>
+        <w:t>227 tests automatisés couvrent la compréhension du langage, le requêtage des données, la génération des tableaux de bord et le système d'alerte.</w:t>
       </w:r>
     </w:p>
     <w:p>

--- a/Documentation/reports/Rapport_Professionnel_DevoTeam_Dashboard.docx
+++ b/Documentation/reports/Rapport_Professionnel_DevoTeam_Dashboard.docx
@@ -1493,7 +1493,7 @@
               <w:rPr>
                 <w:sz w:val="19"/>
               </w:rPr>
-              <w:t>pytest (227 tests)</w:t>
+              <w:t>pytest (230 tests)</w:t>
             </w:r>
           </w:p>
         </w:tc>
@@ -1569,7 +1569,7 @@
         <w:pStyle w:val="ListBullet"/>
       </w:pPr>
       <w:r>
-        <w:t>227 tests automatisés couvrent la compréhension du langage, le requêtage des données, la génération des tableaux de bord et le système d'alerte.</w:t>
+        <w:t>230 tests automatisés couvrent la compréhension du langage, le requêtage des données, la génération des tableaux de bord et le système d'alerte.</w:t>
       </w:r>
     </w:p>
     <w:p>

--- a/Documentation/reports/Rapport_Professionnel_DevoTeam_Dashboard.docx
+++ b/Documentation/reports/Rapport_Professionnel_DevoTeam_Dashboard.docx
@@ -1493,7 +1493,7 @@
               <w:rPr>
                 <w:sz w:val="19"/>
               </w:rPr>
-              <w:t>pytest (230 tests)</w:t>
+              <w:t>pytest (234 tests)</w:t>
             </w:r>
           </w:p>
         </w:tc>
@@ -1569,7 +1569,7 @@
         <w:pStyle w:val="ListBullet"/>
       </w:pPr>
       <w:r>
-        <w:t>230 tests automatisés couvrent la compréhension du langage, le requêtage des données, la génération des tableaux de bord et le système d'alerte.</w:t>
+        <w:t>234 tests automatisés couvrent la compréhension du langage, le requêtage des données, la génération des tableaux de bord et le système d'alerte.</w:t>
       </w:r>
     </w:p>
     <w:p>

--- a/Documentation/reports/Rapport_Professionnel_DevoTeam_Dashboard.docx
+++ b/Documentation/reports/Rapport_Professionnel_DevoTeam_Dashboard.docx
@@ -1493,7 +1493,7 @@
               <w:rPr>
                 <w:sz w:val="19"/>
               </w:rPr>
-              <w:t>pytest (234 tests)</w:t>
+              <w:t>pytest (235 tests)</w:t>
             </w:r>
           </w:p>
         </w:tc>
@@ -1569,7 +1569,7 @@
         <w:pStyle w:val="ListBullet"/>
       </w:pPr>
       <w:r>
-        <w:t>234 tests automatisés couvrent la compréhension du langage, le requêtage des données, la génération des tableaux de bord et le système d'alerte.</w:t>
+        <w:t>235 tests automatisés couvrent la compréhension du langage, le requêtage des données, la génération des tableaux de bord et le système d'alerte.</w:t>
       </w:r>
     </w:p>
     <w:p>

--- a/Documentation/reports/Rapport_Professionnel_DevoTeam_Dashboard.docx
+++ b/Documentation/reports/Rapport_Professionnel_DevoTeam_Dashboard.docx
@@ -1493,7 +1493,7 @@
               <w:rPr>
                 <w:sz w:val="19"/>
               </w:rPr>
-              <w:t>pytest (235 tests)</w:t>
+              <w:t>pytest (234 tests)</w:t>
             </w:r>
           </w:p>
         </w:tc>
@@ -1569,7 +1569,7 @@
         <w:pStyle w:val="ListBullet"/>
       </w:pPr>
       <w:r>
-        <w:t>235 tests automatisés couvrent la compréhension du langage, le requêtage des données, la génération des tableaux de bord et le système d'alerte.</w:t>
+        <w:t>234 tests automatisés couvrent la compréhension du langage, le requêtage des données, la génération des tableaux de bord et le système d'alerte.</w:t>
       </w:r>
     </w:p>
     <w:p>

--- a/Documentation/reports/Rapport_Professionnel_DevoTeam_Dashboard.docx
+++ b/Documentation/reports/Rapport_Professionnel_DevoTeam_Dashboard.docx
@@ -1493,7 +1493,7 @@
               <w:rPr>
                 <w:sz w:val="19"/>
               </w:rPr>
-              <w:t>pytest (235 tests)</w:t>
+              <w:t>pytest (238 tests)</w:t>
             </w:r>
           </w:p>
         </w:tc>
@@ -1569,7 +1569,7 @@
         <w:pStyle w:val="ListBullet"/>
       </w:pPr>
       <w:r>
-        <w:t>235 tests automatisés couvrent la compréhension du langage, le requêtage des données, la génération des tableaux de bord et le système d'alerte.</w:t>
+        <w:t>238 tests automatisés couvrent la compréhension du langage, le requêtage des données, la génération des tableaux de bord et le système d'alerte.</w:t>
       </w:r>
     </w:p>
     <w:p>

--- a/Documentation/reports/Rapport_Professionnel_DevoTeam_Dashboard.docx
+++ b/Documentation/reports/Rapport_Professionnel_DevoTeam_Dashboard.docx
@@ -1493,7 +1493,7 @@
               <w:rPr>
                 <w:sz w:val="19"/>
               </w:rPr>
-              <w:t>pytest (238 tests)</w:t>
+              <w:t>pytest (337 tests)</w:t>
             </w:r>
           </w:p>
         </w:tc>
@@ -1569,7 +1569,7 @@
         <w:pStyle w:val="ListBullet"/>
       </w:pPr>
       <w:r>
-        <w:t>238 tests automatisés couvrent la compréhension du langage, le requêtage des données, la génération des tableaux de bord et le système d'alerte.</w:t>
+        <w:t>337 tests automatisés couvrent la compréhension du langage, le requêtage des données, la génération des tableaux de bord et le système d'alerte.</w:t>
       </w:r>
     </w:p>
     <w:p>

--- a/Documentation/reports/Rapport_Professionnel_DevoTeam_Dashboard.docx
+++ b/Documentation/reports/Rapport_Professionnel_DevoTeam_Dashboard.docx
@@ -603,6 +603,22 @@
       </w:pPr>
       <w:r>
         <w:t>Deux commandes de contrôle : l'une vérifie la structure, l'autre exécute réellement chaque requête pour confirmer qu'aucun widget n'est cassé.</w:t>
+      </w:r>
+    </w:p>
+    <w:p>
+      <w:pPr>
+        <w:pStyle w:val="ListBullet"/>
+      </w:pPr>
+      <w:r>
+        <w:t>Le tableau de bord principal est découpé en cinq sections — offres remises, affaires chaudes, santé du portefeuille, pipeline, échéances — accessibles par une barre d'onglets. Chacune affiche en sous-titre la question à laquelle elle répond, et un bouton ramène au point de départ depuis n'importe quel écran.</w:t>
+      </w:r>
+    </w:p>
+    <w:p>
+      <w:pPr>
+        <w:pStyle w:val="ListBullet"/>
+      </w:pPr>
+      <w:r>
+        <w:t>Quand une section porte déjà la réponse à la question posée, elle s'ouvre filtrée comme demandé au lieu qu'un tableau de bord soit créé : l'utilisateur reste sur une page qu'il connaît, et le chiffre affiché provient d'un widget relu en revue.</w:t>
       </w:r>
     </w:p>
     <w:p>
@@ -1493,7 +1509,7 @@
               <w:rPr>
                 <w:sz w:val="19"/>
               </w:rPr>
-              <w:t>pytest (337 tests)</w:t>
+              <w:t>pytest (418 tests)</w:t>
             </w:r>
           </w:p>
         </w:tc>
@@ -1569,7 +1585,7 @@
         <w:pStyle w:val="ListBullet"/>
       </w:pPr>
       <w:r>
-        <w:t>337 tests automatisés couvrent la compréhension du langage, le requêtage des données, la génération des tableaux de bord et le système d'alerte.</w:t>
+        <w:t>418 tests automatisés couvrent la compréhension du langage, le requêtage des données, la génération des tableaux de bord et le système d'alerte.</w:t>
       </w:r>
     </w:p>
     <w:p>

--- a/Documentation/reports/Rapport_Professionnel_DevoTeam_Dashboard.docx
+++ b/Documentation/reports/Rapport_Professionnel_DevoTeam_Dashboard.docx
@@ -1509,7 +1509,7 @@
               <w:rPr>
                 <w:sz w:val="19"/>
               </w:rPr>
-              <w:t>pytest (418 tests)</w:t>
+              <w:t>pytest (489 tests)</w:t>
             </w:r>
           </w:p>
         </w:tc>
@@ -1585,7 +1585,7 @@
         <w:pStyle w:val="ListBullet"/>
       </w:pPr>
       <w:r>
-        <w:t>418 tests automatisés couvrent la compréhension du langage, le requêtage des données, la génération des tableaux de bord et le système d'alerte.</w:t>
+        <w:t>489 tests automatisés couvrent la compréhension du langage, le requêtage des données, la génération des tableaux de bord et le système d'alerte.</w:t>
       </w:r>
     </w:p>
     <w:p>
